--- a/GolfClub_Documentacion_Tecnica.docx
+++ b/GolfClub_Documentacion_Tecnica.docx
@@ -428,12 +428,6 @@
         <w:gridCol w:w="4680"/>
       </w:tblGrid>
       <w:tr>
-        <w:tblPrEx>
-          <w:tblCellMar>
-            <w:top w:w="0" w:type="dxa"/>
-            <w:bottom w:w="0" w:type="dxa"/>
-          </w:tblCellMar>
-        </w:tblPrEx>
         <w:trPr>
           <w:tblHeader/>
         </w:trPr>
@@ -495,12 +489,6 @@
         </w:tc>
       </w:tr>
       <w:tr>
-        <w:tblPrEx>
-          <w:tblCellMar>
-            <w:top w:w="0" w:type="dxa"/>
-            <w:bottom w:w="0" w:type="dxa"/>
-          </w:tblCellMar>
-        </w:tblPrEx>
         <w:tc>
           <w:tcPr>
             <w:tcW w:w="4680" w:type="dxa"/>
@@ -559,12 +547,6 @@
         </w:tc>
       </w:tr>
       <w:tr>
-        <w:tblPrEx>
-          <w:tblCellMar>
-            <w:top w:w="0" w:type="dxa"/>
-            <w:bottom w:w="0" w:type="dxa"/>
-          </w:tblCellMar>
-        </w:tblPrEx>
         <w:tc>
           <w:tcPr>
             <w:tcW w:w="4680" w:type="dxa"/>
@@ -634,12 +616,6 @@
         </w:tc>
       </w:tr>
       <w:tr>
-        <w:tblPrEx>
-          <w:tblCellMar>
-            <w:top w:w="0" w:type="dxa"/>
-            <w:bottom w:w="0" w:type="dxa"/>
-          </w:tblCellMar>
-        </w:tblPrEx>
         <w:tc>
           <w:tcPr>
             <w:tcW w:w="4680" w:type="dxa"/>
@@ -700,12 +676,6 @@
         </w:tc>
       </w:tr>
       <w:tr>
-        <w:tblPrEx>
-          <w:tblCellMar>
-            <w:top w:w="0" w:type="dxa"/>
-            <w:bottom w:w="0" w:type="dxa"/>
-          </w:tblCellMar>
-        </w:tblPrEx>
         <w:tc>
           <w:tcPr>
             <w:tcW w:w="4680" w:type="dxa"/>
@@ -764,12 +734,6 @@
         </w:tc>
       </w:tr>
       <w:tr>
-        <w:tblPrEx>
-          <w:tblCellMar>
-            <w:top w:w="0" w:type="dxa"/>
-            <w:bottom w:w="0" w:type="dxa"/>
-          </w:tblCellMar>
-        </w:tblPrEx>
         <w:tc>
           <w:tcPr>
             <w:tcW w:w="4680" w:type="dxa"/>
@@ -844,12 +808,6 @@
         </w:tc>
       </w:tr>
       <w:tr>
-        <w:tblPrEx>
-          <w:tblCellMar>
-            <w:top w:w="0" w:type="dxa"/>
-            <w:bottom w:w="0" w:type="dxa"/>
-          </w:tblCellMar>
-        </w:tblPrEx>
         <w:tc>
           <w:tcPr>
             <w:tcW w:w="4680" w:type="dxa"/>
@@ -944,12 +902,6 @@
         </w:tc>
       </w:tr>
       <w:tr>
-        <w:tblPrEx>
-          <w:tblCellMar>
-            <w:top w:w="0" w:type="dxa"/>
-            <w:bottom w:w="0" w:type="dxa"/>
-          </w:tblCellMar>
-        </w:tblPrEx>
         <w:tc>
           <w:tcPr>
             <w:tcW w:w="4680" w:type="dxa"/>
@@ -1008,12 +960,6 @@
         </w:tc>
       </w:tr>
       <w:tr>
-        <w:tblPrEx>
-          <w:tblCellMar>
-            <w:top w:w="0" w:type="dxa"/>
-            <w:bottom w:w="0" w:type="dxa"/>
-          </w:tblCellMar>
-        </w:tblPrEx>
         <w:tc>
           <w:tcPr>
             <w:tcW w:w="4680" w:type="dxa"/>
@@ -3708,12 +3654,6 @@
         <w:gridCol w:w="4860"/>
       </w:tblGrid>
       <w:tr>
-        <w:tblPrEx>
-          <w:tblCellMar>
-            <w:top w:w="0" w:type="dxa"/>
-            <w:bottom w:w="0" w:type="dxa"/>
-          </w:tblCellMar>
-        </w:tblPrEx>
         <w:trPr>
           <w:tblHeader/>
         </w:trPr>
@@ -3809,12 +3749,6 @@
         </w:tc>
       </w:tr>
       <w:tr>
-        <w:tblPrEx>
-          <w:tblCellMar>
-            <w:top w:w="0" w:type="dxa"/>
-            <w:bottom w:w="0" w:type="dxa"/>
-          </w:tblCellMar>
-        </w:tblPrEx>
         <w:tc>
           <w:tcPr>
             <w:tcW w:w="2000" w:type="dxa"/>
@@ -3898,12 +3832,6 @@
         </w:tc>
       </w:tr>
       <w:tr>
-        <w:tblPrEx>
-          <w:tblCellMar>
-            <w:top w:w="0" w:type="dxa"/>
-            <w:bottom w:w="0" w:type="dxa"/>
-          </w:tblCellMar>
-        </w:tblPrEx>
         <w:tc>
           <w:tcPr>
             <w:tcW w:w="2000" w:type="dxa"/>
@@ -3996,12 +3924,6 @@
         </w:tc>
       </w:tr>
       <w:tr>
-        <w:tblPrEx>
-          <w:tblCellMar>
-            <w:top w:w="0" w:type="dxa"/>
-            <w:bottom w:w="0" w:type="dxa"/>
-          </w:tblCellMar>
-        </w:tblPrEx>
         <w:tc>
           <w:tcPr>
             <w:tcW w:w="2000" w:type="dxa"/>
@@ -4094,12 +4016,6 @@
         </w:tc>
       </w:tr>
       <w:tr>
-        <w:tblPrEx>
-          <w:tblCellMar>
-            <w:top w:w="0" w:type="dxa"/>
-            <w:bottom w:w="0" w:type="dxa"/>
-          </w:tblCellMar>
-        </w:tblPrEx>
         <w:tc>
           <w:tcPr>
             <w:tcW w:w="2000" w:type="dxa"/>
@@ -4211,12 +4127,6 @@
         </w:tc>
       </w:tr>
       <w:tr>
-        <w:tblPrEx>
-          <w:tblCellMar>
-            <w:top w:w="0" w:type="dxa"/>
-            <w:bottom w:w="0" w:type="dxa"/>
-          </w:tblCellMar>
-        </w:tblPrEx>
         <w:tc>
           <w:tcPr>
             <w:tcW w:w="2000" w:type="dxa"/>
@@ -4748,12 +4658,6 @@
         <w:gridCol w:w="4860"/>
       </w:tblGrid>
       <w:tr>
-        <w:tblPrEx>
-          <w:tblCellMar>
-            <w:top w:w="0" w:type="dxa"/>
-            <w:bottom w:w="0" w:type="dxa"/>
-          </w:tblCellMar>
-        </w:tblPrEx>
         <w:trPr>
           <w:tblHeader/>
         </w:trPr>
@@ -4849,12 +4753,6 @@
         </w:tc>
       </w:tr>
       <w:tr>
-        <w:tblPrEx>
-          <w:tblCellMar>
-            <w:top w:w="0" w:type="dxa"/>
-            <w:bottom w:w="0" w:type="dxa"/>
-          </w:tblCellMar>
-        </w:tblPrEx>
         <w:tc>
           <w:tcPr>
             <w:tcW w:w="2000" w:type="dxa"/>
@@ -4938,12 +4836,6 @@
         </w:tc>
       </w:tr>
       <w:tr>
-        <w:tblPrEx>
-          <w:tblCellMar>
-            <w:top w:w="0" w:type="dxa"/>
-            <w:bottom w:w="0" w:type="dxa"/>
-          </w:tblCellMar>
-        </w:tblPrEx>
         <w:tc>
           <w:tcPr>
             <w:tcW w:w="2000" w:type="dxa"/>
@@ -5029,12 +4921,6 @@
         </w:tc>
       </w:tr>
       <w:tr>
-        <w:tblPrEx>
-          <w:tblCellMar>
-            <w:top w:w="0" w:type="dxa"/>
-            <w:bottom w:w="0" w:type="dxa"/>
-          </w:tblCellMar>
-        </w:tblPrEx>
         <w:tc>
           <w:tcPr>
             <w:tcW w:w="2000" w:type="dxa"/>
@@ -5129,12 +5015,6 @@
         </w:tc>
       </w:tr>
       <w:tr>
-        <w:tblPrEx>
-          <w:tblCellMar>
-            <w:top w:w="0" w:type="dxa"/>
-            <w:bottom w:w="0" w:type="dxa"/>
-          </w:tblCellMar>
-        </w:tblPrEx>
         <w:tc>
           <w:tcPr>
             <w:tcW w:w="2000" w:type="dxa"/>
@@ -5229,12 +5109,6 @@
         </w:tc>
       </w:tr>
       <w:tr>
-        <w:tblPrEx>
-          <w:tblCellMar>
-            <w:top w:w="0" w:type="dxa"/>
-            <w:bottom w:w="0" w:type="dxa"/>
-          </w:tblCellMar>
-        </w:tblPrEx>
         <w:tc>
           <w:tcPr>
             <w:tcW w:w="2000" w:type="dxa"/>
@@ -5318,12 +5192,6 @@
         </w:tc>
       </w:tr>
       <w:tr>
-        <w:tblPrEx>
-          <w:tblCellMar>
-            <w:top w:w="0" w:type="dxa"/>
-            <w:bottom w:w="0" w:type="dxa"/>
-          </w:tblCellMar>
-        </w:tblPrEx>
         <w:tc>
           <w:tcPr>
             <w:tcW w:w="2000" w:type="dxa"/>
@@ -5765,12 +5633,6 @@
         <w:gridCol w:w="4860"/>
       </w:tblGrid>
       <w:tr>
-        <w:tblPrEx>
-          <w:tblCellMar>
-            <w:top w:w="0" w:type="dxa"/>
-            <w:bottom w:w="0" w:type="dxa"/>
-          </w:tblCellMar>
-        </w:tblPrEx>
         <w:trPr>
           <w:tblHeader/>
         </w:trPr>
@@ -5866,12 +5728,6 @@
         </w:tc>
       </w:tr>
       <w:tr>
-        <w:tblPrEx>
-          <w:tblCellMar>
-            <w:top w:w="0" w:type="dxa"/>
-            <w:bottom w:w="0" w:type="dxa"/>
-          </w:tblCellMar>
-        </w:tblPrEx>
         <w:tc>
           <w:tcPr>
             <w:tcW w:w="2000" w:type="dxa"/>
@@ -5955,12 +5811,6 @@
         </w:tc>
       </w:tr>
       <w:tr>
-        <w:tblPrEx>
-          <w:tblCellMar>
-            <w:top w:w="0" w:type="dxa"/>
-            <w:bottom w:w="0" w:type="dxa"/>
-          </w:tblCellMar>
-        </w:tblPrEx>
         <w:tc>
           <w:tcPr>
             <w:tcW w:w="2000" w:type="dxa"/>
@@ -6046,12 +5896,6 @@
         </w:tc>
       </w:tr>
       <w:tr>
-        <w:tblPrEx>
-          <w:tblCellMar>
-            <w:top w:w="0" w:type="dxa"/>
-            <w:bottom w:w="0" w:type="dxa"/>
-          </w:tblCellMar>
-        </w:tblPrEx>
         <w:tc>
           <w:tcPr>
             <w:tcW w:w="2000" w:type="dxa"/>
@@ -6137,12 +5981,6 @@
         </w:tc>
       </w:tr>
       <w:tr>
-        <w:tblPrEx>
-          <w:tblCellMar>
-            <w:top w:w="0" w:type="dxa"/>
-            <w:bottom w:w="0" w:type="dxa"/>
-          </w:tblCellMar>
-        </w:tblPrEx>
         <w:tc>
           <w:tcPr>
             <w:tcW w:w="2000" w:type="dxa"/>
@@ -6228,12 +6066,6 @@
         </w:tc>
       </w:tr>
       <w:tr>
-        <w:tblPrEx>
-          <w:tblCellMar>
-            <w:top w:w="0" w:type="dxa"/>
-            <w:bottom w:w="0" w:type="dxa"/>
-          </w:tblCellMar>
-        </w:tblPrEx>
         <w:tc>
           <w:tcPr>
             <w:tcW w:w="2000" w:type="dxa"/>
@@ -7421,12 +7253,6 @@
         <w:gridCol w:w="5541"/>
       </w:tblGrid>
       <w:tr>
-        <w:tblPrEx>
-          <w:tblCellMar>
-            <w:top w:w="0" w:type="dxa"/>
-            <w:bottom w:w="0" w:type="dxa"/>
-          </w:tblCellMar>
-        </w:tblPrEx>
         <w:trPr>
           <w:tblHeader/>
         </w:trPr>
@@ -7522,12 +7348,6 @@
         </w:tc>
       </w:tr>
       <w:tr>
-        <w:tblPrEx>
-          <w:tblCellMar>
-            <w:top w:w="0" w:type="dxa"/>
-            <w:bottom w:w="0" w:type="dxa"/>
-          </w:tblCellMar>
-        </w:tblPrEx>
         <w:tc>
           <w:tcPr>
             <w:tcW w:w="3000" w:type="dxa"/>
@@ -7654,12 +7474,6 @@
         </w:tc>
       </w:tr>
       <w:tr>
-        <w:tblPrEx>
-          <w:tblCellMar>
-            <w:top w:w="0" w:type="dxa"/>
-            <w:bottom w:w="0" w:type="dxa"/>
-          </w:tblCellMar>
-        </w:tblPrEx>
         <w:tc>
           <w:tcPr>
             <w:tcW w:w="3000" w:type="dxa"/>
@@ -7950,12 +7764,6 @@
         <w:gridCol w:w="4680"/>
       </w:tblGrid>
       <w:tr>
-        <w:tblPrEx>
-          <w:tblCellMar>
-            <w:top w:w="0" w:type="dxa"/>
-            <w:bottom w:w="0" w:type="dxa"/>
-          </w:tblCellMar>
-        </w:tblPrEx>
         <w:trPr>
           <w:tblHeader/>
         </w:trPr>
@@ -8017,12 +7825,6 @@
         </w:tc>
       </w:tr>
       <w:tr>
-        <w:tblPrEx>
-          <w:tblCellMar>
-            <w:top w:w="0" w:type="dxa"/>
-            <w:bottom w:w="0" w:type="dxa"/>
-          </w:tblCellMar>
-        </w:tblPrEx>
         <w:tc>
           <w:tcPr>
             <w:tcW w:w="4680" w:type="dxa"/>
@@ -8081,12 +7883,6 @@
         </w:tc>
       </w:tr>
       <w:tr>
-        <w:tblPrEx>
-          <w:tblCellMar>
-            <w:top w:w="0" w:type="dxa"/>
-            <w:bottom w:w="0" w:type="dxa"/>
-          </w:tblCellMar>
-        </w:tblPrEx>
         <w:tc>
           <w:tcPr>
             <w:tcW w:w="4680" w:type="dxa"/>
@@ -8145,12 +7941,6 @@
         </w:tc>
       </w:tr>
       <w:tr>
-        <w:tblPrEx>
-          <w:tblCellMar>
-            <w:top w:w="0" w:type="dxa"/>
-            <w:bottom w:w="0" w:type="dxa"/>
-          </w:tblCellMar>
-        </w:tblPrEx>
         <w:tc>
           <w:tcPr>
             <w:tcW w:w="4680" w:type="dxa"/>
@@ -8220,12 +8010,6 @@
         </w:tc>
       </w:tr>
       <w:tr>
-        <w:tblPrEx>
-          <w:tblCellMar>
-            <w:top w:w="0" w:type="dxa"/>
-            <w:bottom w:w="0" w:type="dxa"/>
-          </w:tblCellMar>
-        </w:tblPrEx>
         <w:tc>
           <w:tcPr>
             <w:tcW w:w="4680" w:type="dxa"/>
@@ -8284,12 +8068,6 @@
         </w:tc>
       </w:tr>
       <w:tr>
-        <w:tblPrEx>
-          <w:tblCellMar>
-            <w:top w:w="0" w:type="dxa"/>
-            <w:bottom w:w="0" w:type="dxa"/>
-          </w:tblCellMar>
-        </w:tblPrEx>
         <w:tc>
           <w:tcPr>
             <w:tcW w:w="4680" w:type="dxa"/>
@@ -14145,27 +13923,7 @@
           <w:sz w:val="18"/>
           <w:szCs w:val="18"/>
         </w:rPr>
-        <w:t xml:space="preserve"> </w:t>
-      </w:r>
-      <w:proofErr w:type="spellStart"/>
-      <w:r>
-        <w:rPr>
-          <w:rFonts w:ascii="Courier New" w:eastAsia="Courier New" w:hAnsi="Courier New" w:cs="Courier New"/>
-          <w:color w:val="1A237E"/>
-          <w:sz w:val="18"/>
-          <w:szCs w:val="18"/>
-        </w:rPr>
-        <w:t>busqueda</w:t>
-      </w:r>
-      <w:proofErr w:type="spellEnd"/>
-      <w:r>
-        <w:rPr>
-          <w:rFonts w:ascii="Courier New" w:eastAsia="Courier New" w:hAnsi="Courier New" w:cs="Courier New"/>
-          <w:color w:val="1A237E"/>
-          <w:sz w:val="18"/>
-          <w:szCs w:val="18"/>
-        </w:rPr>
-        <w:t xml:space="preserve"> = </w:t>
+        <w:t xml:space="preserve"> busqueda = </w:t>
       </w:r>
       <w:proofErr w:type="spellStart"/>
       <w:proofErr w:type="gramStart"/>
@@ -14279,27 +14037,7 @@
           <w:sz w:val="18"/>
           <w:szCs w:val="18"/>
         </w:rPr>
-        <w:t xml:space="preserve"> </w:t>
-      </w:r>
-      <w:proofErr w:type="spellStart"/>
-      <w:r>
-        <w:rPr>
-          <w:rFonts w:ascii="Courier New" w:eastAsia="Courier New" w:hAnsi="Courier New" w:cs="Courier New"/>
-          <w:color w:val="1A237E"/>
-          <w:sz w:val="18"/>
-          <w:szCs w:val="18"/>
-        </w:rPr>
-        <w:t>pais</w:t>
-      </w:r>
-      <w:proofErr w:type="spellEnd"/>
-      <w:r>
-        <w:rPr>
-          <w:rFonts w:ascii="Courier New" w:eastAsia="Courier New" w:hAnsi="Courier New" w:cs="Courier New"/>
-          <w:color w:val="1A237E"/>
-          <w:sz w:val="18"/>
-          <w:szCs w:val="18"/>
-        </w:rPr>
-        <w:t xml:space="preserve"> = </w:t>
+        <w:t xml:space="preserve"> pais = </w:t>
       </w:r>
       <w:proofErr w:type="spellStart"/>
       <w:proofErr w:type="gramStart"/>
@@ -14790,27 +14528,7 @@
           <w:sz w:val="18"/>
           <w:szCs w:val="18"/>
         </w:rPr>
-        <w:t xml:space="preserve"> </w:t>
-      </w:r>
-      <w:proofErr w:type="spellStart"/>
-      <w:r>
-        <w:rPr>
-          <w:rFonts w:ascii="Courier New" w:eastAsia="Courier New" w:hAnsi="Courier New" w:cs="Courier New"/>
-          <w:color w:val="1A237E"/>
-          <w:sz w:val="18"/>
-          <w:szCs w:val="18"/>
-        </w:rPr>
-        <w:t>paisCard</w:t>
-      </w:r>
-      <w:proofErr w:type="spellEnd"/>
-      <w:r>
-        <w:rPr>
-          <w:rFonts w:ascii="Courier New" w:eastAsia="Courier New" w:hAnsi="Courier New" w:cs="Courier New"/>
-          <w:color w:val="1A237E"/>
-          <w:sz w:val="18"/>
-          <w:szCs w:val="18"/>
-        </w:rPr>
-        <w:t xml:space="preserve"> = </w:t>
+        <w:t xml:space="preserve"> paisCard = </w:t>
       </w:r>
       <w:proofErr w:type="spellStart"/>
       <w:proofErr w:type="gramStart"/>
@@ -19034,12 +18752,6 @@
         <w:gridCol w:w="4460"/>
       </w:tblGrid>
       <w:tr>
-        <w:tblPrEx>
-          <w:tblCellMar>
-            <w:top w:w="0" w:type="dxa"/>
-            <w:bottom w:w="0" w:type="dxa"/>
-          </w:tblCellMar>
-        </w:tblPrEx>
         <w:trPr>
           <w:tblHeader/>
         </w:trPr>
@@ -19147,12 +18859,6 @@
         </w:tc>
       </w:tr>
       <w:tr>
-        <w:tblPrEx>
-          <w:tblCellMar>
-            <w:top w:w="0" w:type="dxa"/>
-            <w:bottom w:w="0" w:type="dxa"/>
-          </w:tblCellMar>
-        </w:tblPrEx>
         <w:tc>
           <w:tcPr>
             <w:tcW w:w="900" w:type="dxa"/>
@@ -19268,12 +18974,6 @@
         </w:tc>
       </w:tr>
       <w:tr>
-        <w:tblPrEx>
-          <w:tblCellMar>
-            <w:top w:w="0" w:type="dxa"/>
-            <w:bottom w:w="0" w:type="dxa"/>
-          </w:tblCellMar>
-        </w:tblPrEx>
         <w:tc>
           <w:tcPr>
             <w:tcW w:w="900" w:type="dxa"/>
@@ -19389,12 +19089,6 @@
         </w:tc>
       </w:tr>
       <w:tr>
-        <w:tblPrEx>
-          <w:tblCellMar>
-            <w:top w:w="0" w:type="dxa"/>
-            <w:bottom w:w="0" w:type="dxa"/>
-          </w:tblCellMar>
-        </w:tblPrEx>
         <w:tc>
           <w:tcPr>
             <w:tcW w:w="900" w:type="dxa"/>
@@ -19510,12 +19204,6 @@
         </w:tc>
       </w:tr>
       <w:tr>
-        <w:tblPrEx>
-          <w:tblCellMar>
-            <w:top w:w="0" w:type="dxa"/>
-            <w:bottom w:w="0" w:type="dxa"/>
-          </w:tblCellMar>
-        </w:tblPrEx>
         <w:tc>
           <w:tcPr>
             <w:tcW w:w="900" w:type="dxa"/>
@@ -19640,12 +19328,6 @@
         </w:tc>
       </w:tr>
       <w:tr>
-        <w:tblPrEx>
-          <w:tblCellMar>
-            <w:top w:w="0" w:type="dxa"/>
-            <w:bottom w:w="0" w:type="dxa"/>
-          </w:tblCellMar>
-        </w:tblPrEx>
         <w:tc>
           <w:tcPr>
             <w:tcW w:w="900" w:type="dxa"/>
@@ -19761,12 +19443,6 @@
         </w:tc>
       </w:tr>
       <w:tr>
-        <w:tblPrEx>
-          <w:tblCellMar>
-            <w:top w:w="0" w:type="dxa"/>
-            <w:bottom w:w="0" w:type="dxa"/>
-          </w:tblCellMar>
-        </w:tblPrEx>
         <w:tc>
           <w:tcPr>
             <w:tcW w:w="900" w:type="dxa"/>
@@ -19882,12 +19558,6 @@
         </w:tc>
       </w:tr>
       <w:tr>
-        <w:tblPrEx>
-          <w:tblCellMar>
-            <w:top w:w="0" w:type="dxa"/>
-            <w:bottom w:w="0" w:type="dxa"/>
-          </w:tblCellMar>
-        </w:tblPrEx>
         <w:tc>
           <w:tcPr>
             <w:tcW w:w="900" w:type="dxa"/>
@@ -20003,12 +19673,6 @@
         </w:tc>
       </w:tr>
       <w:tr>
-        <w:tblPrEx>
-          <w:tblCellMar>
-            <w:top w:w="0" w:type="dxa"/>
-            <w:bottom w:w="0" w:type="dxa"/>
-          </w:tblCellMar>
-        </w:tblPrEx>
         <w:tc>
           <w:tcPr>
             <w:tcW w:w="900" w:type="dxa"/>
@@ -20124,12 +19788,6 @@
         </w:tc>
       </w:tr>
       <w:tr>
-        <w:tblPrEx>
-          <w:tblCellMar>
-            <w:top w:w="0" w:type="dxa"/>
-            <w:bottom w:w="0" w:type="dxa"/>
-          </w:tblCellMar>
-        </w:tblPrEx>
         <w:tc>
           <w:tcPr>
             <w:tcW w:w="900" w:type="dxa"/>
@@ -20245,12 +19903,6 @@
         </w:tc>
       </w:tr>
       <w:tr>
-        <w:tblPrEx>
-          <w:tblCellMar>
-            <w:top w:w="0" w:type="dxa"/>
-            <w:bottom w:w="0" w:type="dxa"/>
-          </w:tblCellMar>
-        </w:tblPrEx>
         <w:tc>
           <w:tcPr>
             <w:tcW w:w="900" w:type="dxa"/>
@@ -20407,12 +20059,6 @@
         <w:gridCol w:w="4460"/>
       </w:tblGrid>
       <w:tr>
-        <w:tblPrEx>
-          <w:tblCellMar>
-            <w:top w:w="0" w:type="dxa"/>
-            <w:bottom w:w="0" w:type="dxa"/>
-          </w:tblCellMar>
-        </w:tblPrEx>
         <w:trPr>
           <w:tblHeader/>
         </w:trPr>
@@ -20520,12 +20166,6 @@
         </w:tc>
       </w:tr>
       <w:tr>
-        <w:tblPrEx>
-          <w:tblCellMar>
-            <w:top w:w="0" w:type="dxa"/>
-            <w:bottom w:w="0" w:type="dxa"/>
-          </w:tblCellMar>
-        </w:tblPrEx>
         <w:tc>
           <w:tcPr>
             <w:tcW w:w="900" w:type="dxa"/>
@@ -20641,12 +20281,6 @@
         </w:tc>
       </w:tr>
       <w:tr>
-        <w:tblPrEx>
-          <w:tblCellMar>
-            <w:top w:w="0" w:type="dxa"/>
-            <w:bottom w:w="0" w:type="dxa"/>
-          </w:tblCellMar>
-        </w:tblPrEx>
         <w:tc>
           <w:tcPr>
             <w:tcW w:w="900" w:type="dxa"/>
@@ -20762,12 +20396,6 @@
         </w:tc>
       </w:tr>
       <w:tr>
-        <w:tblPrEx>
-          <w:tblCellMar>
-            <w:top w:w="0" w:type="dxa"/>
-            <w:bottom w:w="0" w:type="dxa"/>
-          </w:tblCellMar>
-        </w:tblPrEx>
         <w:tc>
           <w:tcPr>
             <w:tcW w:w="900" w:type="dxa"/>
@@ -20892,12 +20520,6 @@
         </w:tc>
       </w:tr>
       <w:tr>
-        <w:tblPrEx>
-          <w:tblCellMar>
-            <w:top w:w="0" w:type="dxa"/>
-            <w:bottom w:w="0" w:type="dxa"/>
-          </w:tblCellMar>
-        </w:tblPrEx>
         <w:tc>
           <w:tcPr>
             <w:tcW w:w="900" w:type="dxa"/>
@@ -21022,12 +20644,6 @@
         </w:tc>
       </w:tr>
       <w:tr>
-        <w:tblPrEx>
-          <w:tblCellMar>
-            <w:top w:w="0" w:type="dxa"/>
-            <w:bottom w:w="0" w:type="dxa"/>
-          </w:tblCellMar>
-        </w:tblPrEx>
         <w:tc>
           <w:tcPr>
             <w:tcW w:w="900" w:type="dxa"/>
@@ -21143,12 +20759,6 @@
         </w:tc>
       </w:tr>
       <w:tr>
-        <w:tblPrEx>
-          <w:tblCellMar>
-            <w:top w:w="0" w:type="dxa"/>
-            <w:bottom w:w="0" w:type="dxa"/>
-          </w:tblCellMar>
-        </w:tblPrEx>
         <w:tc>
           <w:tcPr>
             <w:tcW w:w="900" w:type="dxa"/>
@@ -21282,12 +20892,6 @@
         </w:tc>
       </w:tr>
       <w:tr>
-        <w:tblPrEx>
-          <w:tblCellMar>
-            <w:top w:w="0" w:type="dxa"/>
-            <w:bottom w:w="0" w:type="dxa"/>
-          </w:tblCellMar>
-        </w:tblPrEx>
         <w:tc>
           <w:tcPr>
             <w:tcW w:w="900" w:type="dxa"/>
@@ -21412,12 +21016,6 @@
         </w:tc>
       </w:tr>
       <w:tr>
-        <w:tblPrEx>
-          <w:tblCellMar>
-            <w:top w:w="0" w:type="dxa"/>
-            <w:bottom w:w="0" w:type="dxa"/>
-          </w:tblCellMar>
-        </w:tblPrEx>
         <w:tc>
           <w:tcPr>
             <w:tcW w:w="900" w:type="dxa"/>
@@ -21533,12 +21131,6 @@
         </w:tc>
       </w:tr>
       <w:tr>
-        <w:tblPrEx>
-          <w:tblCellMar>
-            <w:top w:w="0" w:type="dxa"/>
-            <w:bottom w:w="0" w:type="dxa"/>
-          </w:tblCellMar>
-        </w:tblPrEx>
         <w:tc>
           <w:tcPr>
             <w:tcW w:w="900" w:type="dxa"/>
@@ -21663,12 +21255,6 @@
         </w:tc>
       </w:tr>
       <w:tr>
-        <w:tblPrEx>
-          <w:tblCellMar>
-            <w:top w:w="0" w:type="dxa"/>
-            <w:bottom w:w="0" w:type="dxa"/>
-          </w:tblCellMar>
-        </w:tblPrEx>
         <w:tc>
           <w:tcPr>
             <w:tcW w:w="900" w:type="dxa"/>
@@ -21825,12 +21411,6 @@
         <w:gridCol w:w="2960"/>
       </w:tblGrid>
       <w:tr>
-        <w:tblPrEx>
-          <w:tblCellMar>
-            <w:top w:w="0" w:type="dxa"/>
-            <w:bottom w:w="0" w:type="dxa"/>
-          </w:tblCellMar>
-        </w:tblPrEx>
         <w:trPr>
           <w:tblHeader/>
         </w:trPr>
@@ -21927,12 +21507,6 @@
         </w:tc>
       </w:tr>
       <w:tr>
-        <w:tblPrEx>
-          <w:tblCellMar>
-            <w:top w:w="0" w:type="dxa"/>
-            <w:bottom w:w="0" w:type="dxa"/>
-          </w:tblCellMar>
-        </w:tblPrEx>
         <w:tc>
           <w:tcPr>
             <w:tcW w:w="3400" w:type="dxa"/>
@@ -22016,12 +21590,6 @@
         </w:tc>
       </w:tr>
       <w:tr>
-        <w:tblPrEx>
-          <w:tblCellMar>
-            <w:top w:w="0" w:type="dxa"/>
-            <w:bottom w:w="0" w:type="dxa"/>
-          </w:tblCellMar>
-        </w:tblPrEx>
         <w:tc>
           <w:tcPr>
             <w:tcW w:w="3400" w:type="dxa"/>
@@ -22114,12 +21682,6 @@
         </w:tc>
       </w:tr>
       <w:tr>
-        <w:tblPrEx>
-          <w:tblCellMar>
-            <w:top w:w="0" w:type="dxa"/>
-            <w:bottom w:w="0" w:type="dxa"/>
-          </w:tblCellMar>
-        </w:tblPrEx>
         <w:tc>
           <w:tcPr>
             <w:tcW w:w="3400" w:type="dxa"/>
@@ -22228,12 +21790,6 @@
         </w:tc>
       </w:tr>
       <w:tr>
-        <w:tblPrEx>
-          <w:tblCellMar>
-            <w:top w:w="0" w:type="dxa"/>
-            <w:bottom w:w="0" w:type="dxa"/>
-          </w:tblCellMar>
-        </w:tblPrEx>
         <w:tc>
           <w:tcPr>
             <w:tcW w:w="3400" w:type="dxa"/>
@@ -22344,12 +21900,6 @@
         </w:tc>
       </w:tr>
       <w:tr>
-        <w:tblPrEx>
-          <w:tblCellMar>
-            <w:top w:w="0" w:type="dxa"/>
-            <w:bottom w:w="0" w:type="dxa"/>
-          </w:tblCellMar>
-        </w:tblPrEx>
         <w:tc>
           <w:tcPr>
             <w:tcW w:w="3400" w:type="dxa"/>
@@ -22458,12 +22008,6 @@
         </w:tc>
       </w:tr>
       <w:tr>
-        <w:tblPrEx>
-          <w:tblCellMar>
-            <w:top w:w="0" w:type="dxa"/>
-            <w:bottom w:w="0" w:type="dxa"/>
-          </w:tblCellMar>
-        </w:tblPrEx>
         <w:tc>
           <w:tcPr>
             <w:tcW w:w="3400" w:type="dxa"/>
@@ -22565,12 +22109,6 @@
         </w:tc>
       </w:tr>
       <w:tr>
-        <w:tblPrEx>
-          <w:tblCellMar>
-            <w:top w:w="0" w:type="dxa"/>
-            <w:bottom w:w="0" w:type="dxa"/>
-          </w:tblCellMar>
-        </w:tblPrEx>
         <w:tc>
           <w:tcPr>
             <w:tcW w:w="3400" w:type="dxa"/>
@@ -22679,12 +22217,6 @@
         </w:tc>
       </w:tr>
       <w:tr>
-        <w:tblPrEx>
-          <w:tblCellMar>
-            <w:top w:w="0" w:type="dxa"/>
-            <w:bottom w:w="0" w:type="dxa"/>
-          </w:tblCellMar>
-        </w:tblPrEx>
         <w:tc>
           <w:tcPr>
             <w:tcW w:w="3400" w:type="dxa"/>
@@ -22843,12 +22375,6 @@
         <w:gridCol w:w="2360"/>
       </w:tblGrid>
       <w:tr>
-        <w:tblPrEx>
-          <w:tblCellMar>
-            <w:top w:w="0" w:type="dxa"/>
-            <w:bottom w:w="0" w:type="dxa"/>
-          </w:tblCellMar>
-        </w:tblPrEx>
         <w:trPr>
           <w:tblHeader/>
         </w:trPr>
@@ -22946,12 +22472,6 @@
         </w:tc>
       </w:tr>
       <w:tr>
-        <w:tblPrEx>
-          <w:tblCellMar>
-            <w:top w:w="0" w:type="dxa"/>
-            <w:bottom w:w="0" w:type="dxa"/>
-          </w:tblCellMar>
-        </w:tblPrEx>
         <w:tc>
           <w:tcPr>
             <w:tcW w:w="5000" w:type="dxa"/>
@@ -23051,12 +22571,6 @@
         </w:tc>
       </w:tr>
       <w:tr>
-        <w:tblPrEx>
-          <w:tblCellMar>
-            <w:top w:w="0" w:type="dxa"/>
-            <w:bottom w:w="0" w:type="dxa"/>
-          </w:tblCellMar>
-        </w:tblPrEx>
         <w:tc>
           <w:tcPr>
             <w:tcW w:w="5000" w:type="dxa"/>
@@ -23140,12 +22654,6 @@
         </w:tc>
       </w:tr>
       <w:tr>
-        <w:tblPrEx>
-          <w:tblCellMar>
-            <w:top w:w="0" w:type="dxa"/>
-            <w:bottom w:w="0" w:type="dxa"/>
-          </w:tblCellMar>
-        </w:tblPrEx>
         <w:tc>
           <w:tcPr>
             <w:tcW w:w="5000" w:type="dxa"/>
@@ -23229,12 +22737,6 @@
         </w:tc>
       </w:tr>
       <w:tr>
-        <w:tblPrEx>
-          <w:tblCellMar>
-            <w:top w:w="0" w:type="dxa"/>
-            <w:bottom w:w="0" w:type="dxa"/>
-          </w:tblCellMar>
-        </w:tblPrEx>
         <w:tc>
           <w:tcPr>
             <w:tcW w:w="5000" w:type="dxa"/>
@@ -23318,12 +22820,6 @@
         </w:tc>
       </w:tr>
       <w:tr>
-        <w:tblPrEx>
-          <w:tblCellMar>
-            <w:top w:w="0" w:type="dxa"/>
-            <w:bottom w:w="0" w:type="dxa"/>
-          </w:tblCellMar>
-        </w:tblPrEx>
         <w:tc>
           <w:tcPr>
             <w:tcW w:w="5000" w:type="dxa"/>
@@ -23423,12 +22919,6 @@
         </w:tc>
       </w:tr>
       <w:tr>
-        <w:tblPrEx>
-          <w:tblCellMar>
-            <w:top w:w="0" w:type="dxa"/>
-            <w:bottom w:w="0" w:type="dxa"/>
-          </w:tblCellMar>
-        </w:tblPrEx>
         <w:tc>
           <w:tcPr>
             <w:tcW w:w="5000" w:type="dxa"/>
@@ -23521,12 +23011,6 @@
         </w:tc>
       </w:tr>
       <w:tr>
-        <w:tblPrEx>
-          <w:tblCellMar>
-            <w:top w:w="0" w:type="dxa"/>
-            <w:bottom w:w="0" w:type="dxa"/>
-          </w:tblCellMar>
-        </w:tblPrEx>
         <w:tc>
           <w:tcPr>
             <w:tcW w:w="5000" w:type="dxa"/>
@@ -23610,12 +23094,6 @@
         </w:tc>
       </w:tr>
       <w:tr>
-        <w:tblPrEx>
-          <w:tblCellMar>
-            <w:top w:w="0" w:type="dxa"/>
-            <w:bottom w:w="0" w:type="dxa"/>
-          </w:tblCellMar>
-        </w:tblPrEx>
         <w:tc>
           <w:tcPr>
             <w:tcW w:w="5000" w:type="dxa"/>
@@ -23806,12 +23284,6 @@
         <w:gridCol w:w="4680"/>
       </w:tblGrid>
       <w:tr>
-        <w:tblPrEx>
-          <w:tblCellMar>
-            <w:top w:w="0" w:type="dxa"/>
-            <w:bottom w:w="0" w:type="dxa"/>
-          </w:tblCellMar>
-        </w:tblPrEx>
         <w:trPr>
           <w:tblHeader/>
         </w:trPr>
@@ -23883,12 +23355,6 @@
         </w:tc>
       </w:tr>
       <w:tr>
-        <w:tblPrEx>
-          <w:tblCellMar>
-            <w:top w:w="0" w:type="dxa"/>
-            <w:bottom w:w="0" w:type="dxa"/>
-          </w:tblCellMar>
-        </w:tblPrEx>
         <w:tc>
           <w:tcPr>
             <w:tcW w:w="4680" w:type="dxa"/>
@@ -23988,12 +23454,6 @@
         </w:tc>
       </w:tr>
       <w:tr>
-        <w:tblPrEx>
-          <w:tblCellMar>
-            <w:top w:w="0" w:type="dxa"/>
-            <w:bottom w:w="0" w:type="dxa"/>
-          </w:tblCellMar>
-        </w:tblPrEx>
         <w:tc>
           <w:tcPr>
             <w:tcW w:w="4680" w:type="dxa"/>
@@ -24097,12 +23557,6 @@
         </w:tc>
       </w:tr>
       <w:tr>
-        <w:tblPrEx>
-          <w:tblCellMar>
-            <w:top w:w="0" w:type="dxa"/>
-            <w:bottom w:w="0" w:type="dxa"/>
-          </w:tblCellMar>
-        </w:tblPrEx>
         <w:tc>
           <w:tcPr>
             <w:tcW w:w="4680" w:type="dxa"/>
@@ -24190,12 +23644,6 @@
         </w:tc>
       </w:tr>
       <w:tr>
-        <w:tblPrEx>
-          <w:tblCellMar>
-            <w:top w:w="0" w:type="dxa"/>
-            <w:bottom w:w="0" w:type="dxa"/>
-          </w:tblCellMar>
-        </w:tblPrEx>
         <w:tc>
           <w:tcPr>
             <w:tcW w:w="4680" w:type="dxa"/>
@@ -24288,12 +23736,6 @@
         </w:tc>
       </w:tr>
       <w:tr>
-        <w:tblPrEx>
-          <w:tblCellMar>
-            <w:top w:w="0" w:type="dxa"/>
-            <w:bottom w:w="0" w:type="dxa"/>
-          </w:tblCellMar>
-        </w:tblPrEx>
         <w:tc>
           <w:tcPr>
             <w:tcW w:w="4680" w:type="dxa"/>
@@ -24413,12 +23855,6 @@
         </w:tc>
       </w:tr>
       <w:tr>
-        <w:tblPrEx>
-          <w:tblCellMar>
-            <w:top w:w="0" w:type="dxa"/>
-            <w:bottom w:w="0" w:type="dxa"/>
-          </w:tblCellMar>
-        </w:tblPrEx>
         <w:tc>
           <w:tcPr>
             <w:tcW w:w="4680" w:type="dxa"/>
@@ -24513,12 +23949,6 @@
         </w:tc>
       </w:tr>
       <w:tr>
-        <w:tblPrEx>
-          <w:tblCellMar>
-            <w:top w:w="0" w:type="dxa"/>
-            <w:bottom w:w="0" w:type="dxa"/>
-          </w:tblCellMar>
-        </w:tblPrEx>
         <w:tc>
           <w:tcPr>
             <w:tcW w:w="4680" w:type="dxa"/>
@@ -24593,12 +24023,6 @@
         </w:tc>
       </w:tr>
       <w:tr>
-        <w:tblPrEx>
-          <w:tblCellMar>
-            <w:top w:w="0" w:type="dxa"/>
-            <w:bottom w:w="0" w:type="dxa"/>
-          </w:tblCellMar>
-        </w:tblPrEx>
         <w:tc>
           <w:tcPr>
             <w:tcW w:w="4680" w:type="dxa"/>
@@ -27066,12 +26490,6 @@
         <w:gridCol w:w="4680"/>
       </w:tblGrid>
       <w:tr>
-        <w:tblPrEx>
-          <w:tblCellMar>
-            <w:top w:w="0" w:type="dxa"/>
-            <w:bottom w:w="0" w:type="dxa"/>
-          </w:tblCellMar>
-        </w:tblPrEx>
         <w:trPr>
           <w:tblHeader/>
         </w:trPr>
@@ -27133,12 +26551,6 @@
         </w:tc>
       </w:tr>
       <w:tr>
-        <w:tblPrEx>
-          <w:tblCellMar>
-            <w:top w:w="0" w:type="dxa"/>
-            <w:bottom w:w="0" w:type="dxa"/>
-          </w:tblCellMar>
-        </w:tblPrEx>
         <w:tc>
           <w:tcPr>
             <w:tcW w:w="4680" w:type="dxa"/>
@@ -27213,12 +26625,6 @@
         </w:tc>
       </w:tr>
       <w:tr>
-        <w:tblPrEx>
-          <w:tblCellMar>
-            <w:top w:w="0" w:type="dxa"/>
-            <w:bottom w:w="0" w:type="dxa"/>
-          </w:tblCellMar>
-        </w:tblPrEx>
         <w:tc>
           <w:tcPr>
             <w:tcW w:w="4680" w:type="dxa"/>
@@ -27318,12 +26724,6 @@
         </w:tc>
       </w:tr>
       <w:tr>
-        <w:tblPrEx>
-          <w:tblCellMar>
-            <w:top w:w="0" w:type="dxa"/>
-            <w:bottom w:w="0" w:type="dxa"/>
-          </w:tblCellMar>
-        </w:tblPrEx>
         <w:tc>
           <w:tcPr>
             <w:tcW w:w="4680" w:type="dxa"/>
@@ -27418,12 +26818,6 @@
         </w:tc>
       </w:tr>
       <w:tr>
-        <w:tblPrEx>
-          <w:tblCellMar>
-            <w:top w:w="0" w:type="dxa"/>
-            <w:bottom w:w="0" w:type="dxa"/>
-          </w:tblCellMar>
-        </w:tblPrEx>
         <w:tc>
           <w:tcPr>
             <w:tcW w:w="4680" w:type="dxa"/>
@@ -27482,12 +26876,6 @@
         </w:tc>
       </w:tr>
       <w:tr>
-        <w:tblPrEx>
-          <w:tblCellMar>
-            <w:top w:w="0" w:type="dxa"/>
-            <w:bottom w:w="0" w:type="dxa"/>
-          </w:tblCellMar>
-        </w:tblPrEx>
         <w:tc>
           <w:tcPr>
             <w:tcW w:w="4680" w:type="dxa"/>
@@ -27546,12 +26934,6 @@
         </w:tc>
       </w:tr>
       <w:tr>
-        <w:tblPrEx>
-          <w:tblCellMar>
-            <w:top w:w="0" w:type="dxa"/>
-            <w:bottom w:w="0" w:type="dxa"/>
-          </w:tblCellMar>
-        </w:tblPrEx>
         <w:tc>
           <w:tcPr>
             <w:tcW w:w="4680" w:type="dxa"/>
@@ -27626,12 +27008,6 @@
         </w:tc>
       </w:tr>
       <w:tr>
-        <w:tblPrEx>
-          <w:tblCellMar>
-            <w:top w:w="0" w:type="dxa"/>
-            <w:bottom w:w="0" w:type="dxa"/>
-          </w:tblCellMar>
-        </w:tblPrEx>
         <w:tc>
           <w:tcPr>
             <w:tcW w:w="4680" w:type="dxa"/>
@@ -27706,12 +27082,6 @@
         </w:tc>
       </w:tr>
       <w:tr>
-        <w:tblPrEx>
-          <w:tblCellMar>
-            <w:top w:w="0" w:type="dxa"/>
-            <w:bottom w:w="0" w:type="dxa"/>
-          </w:tblCellMar>
-        </w:tblPrEx>
         <w:tc>
           <w:tcPr>
             <w:tcW w:w="4680" w:type="dxa"/>
@@ -27826,12 +27196,6 @@
         <w:gridCol w:w="4680"/>
       </w:tblGrid>
       <w:tr>
-        <w:tblPrEx>
-          <w:tblCellMar>
-            <w:top w:w="0" w:type="dxa"/>
-            <w:bottom w:w="0" w:type="dxa"/>
-          </w:tblCellMar>
-        </w:tblPrEx>
         <w:trPr>
           <w:tblHeader/>
         </w:trPr>
@@ -27893,12 +27257,6 @@
         </w:tc>
       </w:tr>
       <w:tr>
-        <w:tblPrEx>
-          <w:tblCellMar>
-            <w:top w:w="0" w:type="dxa"/>
-            <w:bottom w:w="0" w:type="dxa"/>
-          </w:tblCellMar>
-        </w:tblPrEx>
         <w:tc>
           <w:tcPr>
             <w:tcW w:w="4680" w:type="dxa"/>
@@ -28038,12 +27396,6 @@
         </w:tc>
       </w:tr>
       <w:tr>
-        <w:tblPrEx>
-          <w:tblCellMar>
-            <w:top w:w="0" w:type="dxa"/>
-            <w:bottom w:w="0" w:type="dxa"/>
-          </w:tblCellMar>
-        </w:tblPrEx>
         <w:tc>
           <w:tcPr>
             <w:tcW w:w="4680" w:type="dxa"/>
@@ -28138,12 +27490,6 @@
         </w:tc>
       </w:tr>
       <w:tr>
-        <w:tblPrEx>
-          <w:tblCellMar>
-            <w:top w:w="0" w:type="dxa"/>
-            <w:bottom w:w="0" w:type="dxa"/>
-          </w:tblCellMar>
-        </w:tblPrEx>
         <w:tc>
           <w:tcPr>
             <w:tcW w:w="4680" w:type="dxa"/>
@@ -30929,12 +30275,6 @@
         <w:gridCol w:w="4680"/>
       </w:tblGrid>
       <w:tr>
-        <w:tblPrEx>
-          <w:tblCellMar>
-            <w:top w:w="0" w:type="dxa"/>
-            <w:bottom w:w="0" w:type="dxa"/>
-          </w:tblCellMar>
-        </w:tblPrEx>
         <w:trPr>
           <w:tblHeader/>
         </w:trPr>
@@ -30998,12 +30338,6 @@
         </w:tc>
       </w:tr>
       <w:tr>
-        <w:tblPrEx>
-          <w:tblCellMar>
-            <w:top w:w="0" w:type="dxa"/>
-            <w:bottom w:w="0" w:type="dxa"/>
-          </w:tblCellMar>
-        </w:tblPrEx>
         <w:tc>
           <w:tcPr>
             <w:tcW w:w="4680" w:type="dxa"/>
@@ -31103,12 +30437,6 @@
         </w:tc>
       </w:tr>
       <w:tr>
-        <w:tblPrEx>
-          <w:tblCellMar>
-            <w:top w:w="0" w:type="dxa"/>
-            <w:bottom w:w="0" w:type="dxa"/>
-          </w:tblCellMar>
-        </w:tblPrEx>
         <w:tc>
           <w:tcPr>
             <w:tcW w:w="4680" w:type="dxa"/>
@@ -31199,12 +30527,6 @@
         </w:tc>
       </w:tr>
       <w:tr>
-        <w:tblPrEx>
-          <w:tblCellMar>
-            <w:top w:w="0" w:type="dxa"/>
-            <w:bottom w:w="0" w:type="dxa"/>
-          </w:tblCellMar>
-        </w:tblPrEx>
         <w:tc>
           <w:tcPr>
             <w:tcW w:w="4680" w:type="dxa"/>
@@ -31290,12 +30612,6 @@
         </w:tc>
       </w:tr>
       <w:tr>
-        <w:tblPrEx>
-          <w:tblCellMar>
-            <w:top w:w="0" w:type="dxa"/>
-            <w:bottom w:w="0" w:type="dxa"/>
-          </w:tblCellMar>
-        </w:tblPrEx>
         <w:tc>
           <w:tcPr>
             <w:tcW w:w="4680" w:type="dxa"/>
@@ -31354,12 +30670,6 @@
         </w:tc>
       </w:tr>
       <w:tr>
-        <w:tblPrEx>
-          <w:tblCellMar>
-            <w:top w:w="0" w:type="dxa"/>
-            <w:bottom w:w="0" w:type="dxa"/>
-          </w:tblCellMar>
-        </w:tblPrEx>
         <w:tc>
           <w:tcPr>
             <w:tcW w:w="4680" w:type="dxa"/>
@@ -31429,12 +30739,6 @@
         </w:tc>
       </w:tr>
       <w:tr>
-        <w:tblPrEx>
-          <w:tblCellMar>
-            <w:top w:w="0" w:type="dxa"/>
-            <w:bottom w:w="0" w:type="dxa"/>
-          </w:tblCellMar>
-        </w:tblPrEx>
         <w:tc>
           <w:tcPr>
             <w:tcW w:w="4680" w:type="dxa"/>
@@ -31504,12 +30808,6 @@
         </w:tc>
       </w:tr>
       <w:tr>
-        <w:tblPrEx>
-          <w:tblCellMar>
-            <w:top w:w="0" w:type="dxa"/>
-            <w:bottom w:w="0" w:type="dxa"/>
-          </w:tblCellMar>
-        </w:tblPrEx>
         <w:tc>
           <w:tcPr>
             <w:tcW w:w="4680" w:type="dxa"/>
@@ -31584,12 +30882,6 @@
         </w:tc>
       </w:tr>
       <w:tr>
-        <w:tblPrEx>
-          <w:tblCellMar>
-            <w:top w:w="0" w:type="dxa"/>
-            <w:bottom w:w="0" w:type="dxa"/>
-          </w:tblCellMar>
-        </w:tblPrEx>
         <w:tc>
           <w:tcPr>
             <w:tcW w:w="4680" w:type="dxa"/>
@@ -31680,12 +30972,6 @@
         </w:tc>
       </w:tr>
       <w:tr>
-        <w:tblPrEx>
-          <w:tblCellMar>
-            <w:top w:w="0" w:type="dxa"/>
-            <w:bottom w:w="0" w:type="dxa"/>
-          </w:tblCellMar>
-        </w:tblPrEx>
         <w:tc>
           <w:tcPr>
             <w:tcW w:w="4680" w:type="dxa"/>
@@ -31787,12 +31073,6 @@
         </w:tc>
       </w:tr>
       <w:tr>
-        <w:tblPrEx>
-          <w:tblCellMar>
-            <w:top w:w="0" w:type="dxa"/>
-            <w:bottom w:w="0" w:type="dxa"/>
-          </w:tblCellMar>
-        </w:tblPrEx>
         <w:tc>
           <w:tcPr>
             <w:tcW w:w="4680" w:type="dxa"/>
@@ -31889,12 +31169,6 @@
         </w:tc>
       </w:tr>
       <w:tr>
-        <w:tblPrEx>
-          <w:tblCellMar>
-            <w:top w:w="0" w:type="dxa"/>
-            <w:bottom w:w="0" w:type="dxa"/>
-          </w:tblCellMar>
-        </w:tblPrEx>
         <w:tc>
           <w:tcPr>
             <w:tcW w:w="4680" w:type="dxa"/>
@@ -31985,12 +31259,6 @@
         </w:tc>
       </w:tr>
       <w:tr>
-        <w:tblPrEx>
-          <w:tblCellMar>
-            <w:top w:w="0" w:type="dxa"/>
-            <w:bottom w:w="0" w:type="dxa"/>
-          </w:tblCellMar>
-        </w:tblPrEx>
         <w:tc>
           <w:tcPr>
             <w:tcW w:w="4680" w:type="dxa"/>
@@ -32080,12 +31348,6 @@
         </w:tc>
       </w:tr>
       <w:tr>
-        <w:tblPrEx>
-          <w:tblCellMar>
-            <w:top w:w="0" w:type="dxa"/>
-            <w:bottom w:w="0" w:type="dxa"/>
-          </w:tblCellMar>
-        </w:tblPrEx>
         <w:tc>
           <w:tcPr>
             <w:tcW w:w="4680" w:type="dxa"/>
@@ -32176,12 +31438,6 @@
         </w:tc>
       </w:tr>
       <w:tr>
-        <w:tblPrEx>
-          <w:tblCellMar>
-            <w:top w:w="0" w:type="dxa"/>
-            <w:bottom w:w="0" w:type="dxa"/>
-          </w:tblCellMar>
-        </w:tblPrEx>
         <w:tc>
           <w:tcPr>
             <w:tcW w:w="4680" w:type="dxa"/>
@@ -32251,12 +31507,6 @@
         </w:tc>
       </w:tr>
       <w:tr>
-        <w:tblPrEx>
-          <w:tblCellMar>
-            <w:top w:w="0" w:type="dxa"/>
-            <w:bottom w:w="0" w:type="dxa"/>
-          </w:tblCellMar>
-        </w:tblPrEx>
         <w:tc>
           <w:tcPr>
             <w:tcW w:w="4680" w:type="dxa"/>
@@ -32315,12 +31565,6 @@
         </w:tc>
       </w:tr>
       <w:tr>
-        <w:tblPrEx>
-          <w:tblCellMar>
-            <w:top w:w="0" w:type="dxa"/>
-            <w:bottom w:w="0" w:type="dxa"/>
-          </w:tblCellMar>
-        </w:tblPrEx>
         <w:tc>
           <w:tcPr>
             <w:tcW w:w="4680" w:type="dxa"/>
@@ -32395,12 +31639,6 @@
         </w:tc>
       </w:tr>
       <w:tr>
-        <w:tblPrEx>
-          <w:tblCellMar>
-            <w:top w:w="0" w:type="dxa"/>
-            <w:bottom w:w="0" w:type="dxa"/>
-          </w:tblCellMar>
-        </w:tblPrEx>
         <w:tc>
           <w:tcPr>
             <w:tcW w:w="4680" w:type="dxa"/>
@@ -32475,12 +31713,6 @@
         </w:tc>
       </w:tr>
       <w:tr>
-        <w:tblPrEx>
-          <w:tblCellMar>
-            <w:top w:w="0" w:type="dxa"/>
-            <w:bottom w:w="0" w:type="dxa"/>
-          </w:tblCellMar>
-        </w:tblPrEx>
         <w:tc>
           <w:tcPr>
             <w:tcW w:w="4680" w:type="dxa"/>
@@ -32539,12 +31771,6 @@
         </w:tc>
       </w:tr>
       <w:tr>
-        <w:tblPrEx>
-          <w:tblCellMar>
-            <w:top w:w="0" w:type="dxa"/>
-            <w:bottom w:w="0" w:type="dxa"/>
-          </w:tblCellMar>
-        </w:tblPrEx>
         <w:tc>
           <w:tcPr>
             <w:tcW w:w="4680" w:type="dxa"/>
@@ -32612,12 +31838,6 @@
         </w:tc>
       </w:tr>
       <w:tr>
-        <w:tblPrEx>
-          <w:tblCellMar>
-            <w:top w:w="0" w:type="dxa"/>
-            <w:bottom w:w="0" w:type="dxa"/>
-          </w:tblCellMar>
-        </w:tblPrEx>
         <w:tc>
           <w:tcPr>
             <w:tcW w:w="4680" w:type="dxa"/>
@@ -34999,10 +34219,10 @@
           <w:noProof/>
         </w:rPr>
         <w:drawing>
-          <wp:inline distT="0" distB="0" distL="0" distR="0" wp14:anchorId="47845208" wp14:editId="3A4BD4CC">
-            <wp:extent cx="6172200" cy="2369820"/>
+          <wp:inline distT="0" distB="0" distL="0" distR="0" wp14:anchorId="29316536" wp14:editId="6B653E6F">
+            <wp:extent cx="6286500" cy="2826385"/>
             <wp:effectExtent l="0" t="0" r="0" b="0"/>
-            <wp:docPr id="579696842" name="Imagen 2"/>
+            <wp:docPr id="1889388225" name="Imagen 1"/>
             <wp:cNvGraphicFramePr>
               <a:graphicFrameLocks xmlns:a="http://schemas.openxmlformats.org/drawingml/2006/main" noChangeAspect="1"/>
             </wp:cNvGraphicFramePr>
@@ -35010,13 +34230,13 @@
               <a:graphicData uri="http://schemas.openxmlformats.org/drawingml/2006/picture">
                 <pic:pic xmlns:pic="http://schemas.openxmlformats.org/drawingml/2006/picture">
                   <pic:nvPicPr>
-                    <pic:cNvPr id="0" name="Picture 6"/>
+                    <pic:cNvPr id="0" name="Picture 1"/>
                     <pic:cNvPicPr>
                       <a:picLocks noChangeAspect="1" noChangeArrowheads="1"/>
                     </pic:cNvPicPr>
                   </pic:nvPicPr>
                   <pic:blipFill>
-                    <a:blip r:embed="rId7">
+                    <a:blip r:embed="rId7" cstate="print">
                       <a:extLst>
                         <a:ext uri="{28A0092B-C50C-407E-A947-70E740481C1C}">
                           <a14:useLocalDpi xmlns:a14="http://schemas.microsoft.com/office/drawing/2010/main" val="0"/>
@@ -35031,7 +34251,7 @@
                   <pic:spPr bwMode="auto">
                     <a:xfrm>
                       <a:off x="0" y="0"/>
-                      <a:ext cx="6172200" cy="2369820"/>
+                      <a:ext cx="6286500" cy="2826385"/>
                     </a:xfrm>
                     <a:prstGeom prst="rect">
                       <a:avLst/>
@@ -35047,15 +34267,20 @@
           </wp:inline>
         </w:drawing>
       </w:r>
+    </w:p>
+    <w:p>
+      <w:pPr>
+        <w:pStyle w:val="Ttulo1"/>
+      </w:pPr>
       <w:r>
         <w:rPr>
           <w:noProof/>
         </w:rPr>
         <w:drawing>
-          <wp:inline distT="0" distB="0" distL="0" distR="0" wp14:anchorId="0A2F726D" wp14:editId="59456AAE">
-            <wp:extent cx="6172200" cy="2371090"/>
+          <wp:inline distT="0" distB="0" distL="0" distR="0" wp14:anchorId="64B7E3B3" wp14:editId="45911F29">
+            <wp:extent cx="6286500" cy="2826385"/>
             <wp:effectExtent l="0" t="0" r="0" b="0"/>
-            <wp:docPr id="1757977828" name="Imagen 3"/>
+            <wp:docPr id="916269001" name="Imagen 2"/>
             <wp:cNvGraphicFramePr>
               <a:graphicFrameLocks xmlns:a="http://schemas.openxmlformats.org/drawingml/2006/main" noChangeAspect="1"/>
             </wp:cNvGraphicFramePr>
@@ -35063,7 +34288,7 @@
               <a:graphicData uri="http://schemas.openxmlformats.org/drawingml/2006/picture">
                 <pic:pic xmlns:pic="http://schemas.openxmlformats.org/drawingml/2006/picture">
                   <pic:nvPicPr>
-                    <pic:cNvPr id="0" name="Picture 8"/>
+                    <pic:cNvPr id="0" name="Picture 3"/>
                     <pic:cNvPicPr>
                       <a:picLocks noChangeAspect="1" noChangeArrowheads="1"/>
                     </pic:cNvPicPr>
@@ -35084,7 +34309,7 @@
                   <pic:spPr bwMode="auto">
                     <a:xfrm>
                       <a:off x="0" y="0"/>
-                      <a:ext cx="6172200" cy="2371090"/>
+                      <a:ext cx="6286500" cy="2826385"/>
                     </a:xfrm>
                     <a:prstGeom prst="rect">
                       <a:avLst/>
@@ -35100,36 +34325,6 @@
           </wp:inline>
         </w:drawing>
       </w:r>
-    </w:p>
-    <w:p>
-      <w:pPr>
-        <w:pStyle w:val="Ttulo1"/>
-      </w:pPr>
-    </w:p>
-    <w:p>
-      <w:pPr>
-        <w:pStyle w:val="Ttulo1"/>
-      </w:pPr>
-    </w:p>
-    <w:p>
-      <w:pPr>
-        <w:pStyle w:val="Ttulo1"/>
-      </w:pPr>
-    </w:p>
-    <w:p>
-      <w:pPr>
-        <w:pStyle w:val="Ttulo1"/>
-      </w:pPr>
-    </w:p>
-    <w:p>
-      <w:pPr>
-        <w:pStyle w:val="Ttulo1"/>
-      </w:pPr>
-    </w:p>
-    <w:p>
-      <w:pPr>
-        <w:pStyle w:val="Ttulo1"/>
-      </w:pPr>
     </w:p>
     <w:p>
       <w:pPr>
